--- a/paper/highlights.docx
+++ b/paper/highlights.docx
@@ -43,7 +43,7 @@
         <w:pStyle w:val="Compact"/>
       </w:pPr>
       <w:r>
-        <w:t xml:space="preserve">No ML model beats an autoregressive benchmark; all beat the random walk.</w:t>
+        <w:t xml:space="preserve">ML models do not reliably beat an autoregressive benchmark; all beat the random walk.</w:t>
       </w:r>
     </w:p>
     <w:p>
